--- a/USER_GUIDE.docx
+++ b/USER_GUIDE.docx
@@ -2685,6 +2685,794 @@
     <w:p>
       <w:r>
         <w:br w:type="page"/>
+      </w:r>
+    </w:p>
+    <w:p>
+      <w:pPr>
+        <w:pStyle w:val="Heading1"/>
+        <w:spacing w:before="360" w:after="120"/>
+      </w:pPr>
+      <w:r>
+        <w:rPr>
+          <w:color w:val="6E3DE9"/>
+        </w:rPr>
+        <w:t xml:space="preserve">Chapter 6b — Self-hosting on Coolify (alternative to Vercel)</w:t>
+      </w:r>
+    </w:p>
+    <w:p>
+      <w:r>
+        <w:rPr>
+          <w:b w:val="0"/>
+          <w:i w:val="0"/>
+          <w:sz w:val="22"/>
+        </w:rPr>
+        <w:t>This chapter is for users who want to run the dashboard on their own VPS instead of Vercel. Why you'd do this:</w:t>
+      </w:r>
+    </w:p>
+    <w:p>
+      <w:pPr>
+        <w:pStyle w:val="ListBullet"/>
+      </w:pPr>
+      <w:r>
+        <w:rPr>
+          <w:sz w:val="22"/>
+        </w:rPr>
+        <w:t>No Vercel function quota — unlimited dashboard hits.</w:t>
+      </w:r>
+    </w:p>
+    <w:p>
+      <w:pPr>
+        <w:pStyle w:val="ListBullet"/>
+      </w:pPr>
+      <w:r>
+        <w:rPr>
+          <w:sz w:val="22"/>
+        </w:rPr>
+        <w:t>No 10 GB cap on Cloudflare R2 — use your VPS disk (~200 GB free on Oracle).</w:t>
+      </w:r>
+    </w:p>
+    <w:p>
+      <w:pPr>
+        <w:pStyle w:val="ListBullet"/>
+      </w:pPr>
+      <w:r>
+        <w:rPr>
+          <w:sz w:val="22"/>
+        </w:rPr>
+        <w:t>No Firebase quota — Pocketbase runs on your VPS too.</w:t>
+      </w:r>
+    </w:p>
+    <w:p>
+      <w:pPr>
+        <w:pStyle w:val="ListBullet"/>
+      </w:pPr>
+      <w:r>
+        <w:rPr>
+          <w:sz w:val="22"/>
+        </w:rPr>
+        <w:t>One stable domain you control, with your own TLS.</w:t>
+      </w:r>
+    </w:p>
+    <w:p>
+      <w:r>
+        <w:rPr>
+          <w:b w:val="0"/>
+          <w:i w:val="0"/>
+          <w:sz w:val="22"/>
+        </w:rPr>
+        <w:t>Trade-off: you maintain a VPS. Updates, backups, certificates (Coolify handles most of it automatically, but it's still your machine).</w:t>
+      </w:r>
+    </w:p>
+    <w:p>
+      <w:pPr>
+        <w:pStyle w:val="Heading2"/>
+        <w:spacing w:before="360" w:after="120"/>
+      </w:pPr>
+      <w:r>
+        <w:rPr>
+          <w:color w:val="6E3DE9"/>
+        </w:rPr>
+        <w:t xml:space="preserve">What you need before you start</w:t>
+      </w:r>
+    </w:p>
+    <w:p>
+      <w:pPr>
+        <w:pStyle w:val="ListBullet"/>
+      </w:pPr>
+      <w:r>
+        <w:rPr>
+          <w:sz w:val="22"/>
+        </w:rPr>
+        <w:t>A VPS with at least 4 GB RAM (Oracle Cloud free tier ARM works great — 24 GB).</w:t>
+      </w:r>
+    </w:p>
+    <w:p>
+      <w:pPr>
+        <w:pStyle w:val="ListBullet"/>
+      </w:pPr>
+      <w:r>
+        <w:rPr>
+          <w:sz w:val="22"/>
+        </w:rPr>
+        <w:t>Docker + Coolify installed on the VPS.</w:t>
+      </w:r>
+    </w:p>
+    <w:p>
+      <w:pPr>
+        <w:pStyle w:val="ListBullet"/>
+      </w:pPr>
+      <w:r>
+        <w:rPr>
+          <w:sz w:val="22"/>
+        </w:rPr>
+        <w:t>A domain name with an A record pointing at the VPS public IP.</w:t>
+      </w:r>
+    </w:p>
+    <w:p>
+      <w:pPr>
+        <w:pStyle w:val="ListBullet"/>
+      </w:pPr>
+      <w:r>
+        <w:rPr>
+          <w:sz w:val="22"/>
+        </w:rPr>
+        <w:t>Everything from Chapters 4-9 already set up (you'll reuse Firebase creds initially during the migration).</w:t>
+      </w:r>
+    </w:p>
+    <w:p>
+      <w:pPr>
+        <w:pStyle w:val="Heading2"/>
+        <w:spacing w:before="360" w:after="120"/>
+      </w:pPr>
+      <w:r>
+        <w:rPr>
+          <w:color w:val="6E3DE9"/>
+        </w:rPr>
+        <w:t xml:space="preserve">Step 1: Create the Coolify Application</w:t>
+      </w:r>
+    </w:p>
+    <w:p>
+      <w:pPr>
+        <w:pStyle w:val="ListNumber"/>
+      </w:pPr>
+      <w:r>
+        <w:rPr>
+          <w:sz w:val="22"/>
+        </w:rPr>
+        <w:t>Open Coolify → Projects → pick or create a project → New Resource → Application.</w:t>
+      </w:r>
+    </w:p>
+    <w:p>
+      <w:pPr>
+        <w:pStyle w:val="ListNumber"/>
+      </w:pPr>
+      <w:r>
+        <w:rPr>
+          <w:sz w:val="22"/>
+        </w:rPr>
+        <w:t>Source: Public Repository. Repo: https://github.com/Ahsan3301/yt_agent (or your fork). Branch: main.</w:t>
+      </w:r>
+    </w:p>
+    <w:p>
+      <w:pPr>
+        <w:pStyle w:val="ListNumber"/>
+      </w:pPr>
+      <w:r>
+        <w:rPr>
+          <w:sz w:val="22"/>
+        </w:rPr>
+        <w:t>Build pack: Docker Compose.</w:t>
+      </w:r>
+    </w:p>
+    <w:p>
+      <w:pPr>
+        <w:pStyle w:val="ListNumber"/>
+      </w:pPr>
+      <w:r>
+        <w:rPr>
+          <w:sz w:val="22"/>
+        </w:rPr>
+        <w:t>Docker Compose file location: coolify/docker-compose.yml.</w:t>
+      </w:r>
+    </w:p>
+    <w:p>
+      <w:pPr>
+        <w:pStyle w:val="ListNumber"/>
+      </w:pPr>
+      <w:r>
+        <w:rPr>
+          <w:sz w:val="22"/>
+        </w:rPr>
+        <w:t>Save. Don't click Deploy yet — env vars first.</w:t>
+      </w:r>
+    </w:p>
+    <w:p>
+      <w:pPr>
+        <w:pStyle w:val="Heading2"/>
+        <w:spacing w:before="360" w:after="120"/>
+      </w:pPr>
+      <w:r>
+        <w:rPr>
+          <w:color w:val="6E3DE9"/>
+        </w:rPr>
+        <w:t xml:space="preserve">Step 2: Set environment variables</w:t>
+      </w:r>
+    </w:p>
+    <w:p>
+      <w:r>
+        <w:rPr>
+          <w:b w:val="0"/>
+          <w:i w:val="0"/>
+          <w:sz w:val="22"/>
+        </w:rPr>
+        <w:t>Open the application's Environment Variables panel. The file coolify/.env.example in the repo lists every var with explanations. The mandatory ones:</w:t>
+      </w:r>
+    </w:p>
+    <w:p>
+      <w:pPr>
+        <w:pStyle w:val="ListBullet"/>
+      </w:pPr>
+      <w:r>
+        <w:rPr>
+          <w:sz w:val="22"/>
+        </w:rPr>
+        <w:t>DOMAIN — your custom domain (no protocol prefix).</w:t>
+      </w:r>
+    </w:p>
+    <w:p>
+      <w:pPr>
+        <w:pStyle w:val="ListBullet"/>
+      </w:pPr>
+      <w:r>
+        <w:rPr>
+          <w:sz w:val="22"/>
+        </w:rPr>
+        <w:t>POCKETBASE_ADMIN_EMAIL + POCKETBASE_ADMIN_PASSWORD — first-boot admin.</w:t>
+      </w:r>
+    </w:p>
+    <w:p>
+      <w:pPr>
+        <w:pStyle w:val="ListBullet"/>
+      </w:pPr>
+      <w:r>
+        <w:rPr>
+          <w:sz w:val="22"/>
+        </w:rPr>
+        <w:t>MINIO_ROOT_USER + MINIO_ROOT_PASSWORD — first-boot MinIO admin.</w:t>
+      </w:r>
+    </w:p>
+    <w:p>
+      <w:pPr>
+        <w:pStyle w:val="ListBullet"/>
+      </w:pPr>
+      <w:r>
+        <w:rPr>
+          <w:sz w:val="22"/>
+        </w:rPr>
+        <w:t>PB_SERVER_TOKEN — generate with: openssl rand -hex 32</w:t>
+      </w:r>
+    </w:p>
+    <w:p>
+      <w:pPr>
+        <w:pStyle w:val="ListBullet"/>
+      </w:pPr>
+      <w:r>
+        <w:rPr>
+          <w:sz w:val="22"/>
+        </w:rPr>
+        <w:t>RENDER_TRIGGER_KEY — generate with: openssl rand -hex 32</w:t>
+      </w:r>
+    </w:p>
+    <w:p>
+      <w:pPr>
+        <w:pStyle w:val="ListBullet"/>
+      </w:pPr>
+      <w:r>
+        <w:rPr>
+          <w:sz w:val="22"/>
+        </w:rPr>
+        <w:t>STORAGE_PROVIDERS_ENC_KEY — generate with: openssl rand -hex 32</w:t>
+      </w:r>
+    </w:p>
+    <w:p>
+      <w:pPr>
+        <w:pStyle w:val="ListBullet"/>
+      </w:pPr>
+      <w:r>
+        <w:rPr>
+          <w:sz w:val="22"/>
+        </w:rPr>
+        <w:t>YOUTUBE_OAUTH_CLIENT_ID + YOUTUBE_OAUTH_CLIENT_SECRET — from Chapter 8.</w:t>
+      </w:r>
+    </w:p>
+    <w:p>
+      <w:r>
+        <w:rPr>
+          <w:b/>
+          <w:color w:val="0E7C49"/>
+          <w:sz w:val="22"/>
+        </w:rPr>
+        <w:t xml:space="preserve">💡 TIP: </w:t>
+      </w:r>
+      <w:r>
+        <w:rPr>
+          <w:sz w:val="22"/>
+        </w:rPr>
+        <w:t>Coolify has a 'Generate' button next to each env field for the random-secret entries. Use it.</w:t>
+      </w:r>
+    </w:p>
+    <w:p>
+      <w:pPr>
+        <w:pStyle w:val="Heading2"/>
+        <w:spacing w:before="360" w:after="120"/>
+      </w:pPr>
+      <w:r>
+        <w:rPr>
+          <w:color w:val="6E3DE9"/>
+        </w:rPr>
+        <w:t xml:space="preserve">Step 3: Point your domain</w:t>
+      </w:r>
+    </w:p>
+    <w:p>
+      <w:pPr>
+        <w:pStyle w:val="ListNumber"/>
+      </w:pPr>
+      <w:r>
+        <w:rPr>
+          <w:sz w:val="22"/>
+        </w:rPr>
+        <w:t>In Coolify, on the application page, click Domains.</w:t>
+      </w:r>
+    </w:p>
+    <w:p>
+      <w:pPr>
+        <w:pStyle w:val="ListNumber"/>
+      </w:pPr>
+      <w:r>
+        <w:rPr>
+          <w:sz w:val="22"/>
+        </w:rPr>
+        <w:t>Add your domain, e.g. yt-agent.yourdomain.com.</w:t>
+      </w:r>
+    </w:p>
+    <w:p>
+      <w:pPr>
+        <w:pStyle w:val="ListNumber"/>
+      </w:pPr>
+      <w:r>
+        <w:rPr>
+          <w:sz w:val="22"/>
+        </w:rPr>
+        <w:t>Coolify automatically wires up Traefik to forward port 443 to this stack's Caddy.</w:t>
+      </w:r>
+    </w:p>
+    <w:p>
+      <w:pPr>
+        <w:pStyle w:val="ListNumber"/>
+      </w:pPr>
+      <w:r>
+        <w:rPr>
+          <w:sz w:val="22"/>
+        </w:rPr>
+        <w:t>DNS: add an A record at your registrar pointing your domain to the VPS public IP.</w:t>
+      </w:r>
+    </w:p>
+    <w:p>
+      <w:pPr>
+        <w:pStyle w:val="Heading2"/>
+        <w:spacing w:before="360" w:after="120"/>
+      </w:pPr>
+      <w:r>
+        <w:rPr>
+          <w:color w:val="6E3DE9"/>
+        </w:rPr>
+        <w:t xml:space="preserve">Step 4: Deploy</w:t>
+      </w:r>
+    </w:p>
+    <w:p>
+      <w:r>
+        <w:rPr>
+          <w:b w:val="0"/>
+          <w:i w:val="0"/>
+          <w:sz w:val="22"/>
+        </w:rPr>
+        <w:t>Click the big Deploy button. First boot takes ~3-5 minutes (image builds + Caddy issues TLS).</w:t>
+      </w:r>
+    </w:p>
+    <w:p>
+      <w:r>
+        <w:rPr>
+          <w:b w:val="0"/>
+          <w:i w:val="0"/>
+          <w:sz w:val="22"/>
+        </w:rPr>
+        <w:t>Watch the log panel. Success looks like:</w:t>
+      </w:r>
+    </w:p>
+    <w:p>
+      <w:pPr>
+        <w:shd w:val="clear" w:color="auto" w:fill="F4F4F6"/>
+      </w:pPr>
+      <w:r>
+        <w:rPr>
+          <w:rFonts w:ascii="Consolas" w:hAnsi="Consolas"/>
+          <w:sz w:val="20"/>
+        </w:rPr>
+        <w:t>minio-init: bucket yt-agent-videos ready</w:t>
+        <w:br/>
+        <w:t>PocketBase v0.x.x ready to use</w:t>
+        <w:br/>
+        <w:t>next.js Ready</w:t>
+      </w:r>
+    </w:p>
+    <w:p>
+      <w:pPr>
+        <w:pStyle w:val="Heading2"/>
+        <w:spacing w:before="360" w:after="120"/>
+      </w:pPr>
+      <w:r>
+        <w:rPr>
+          <w:color w:val="6E3DE9"/>
+        </w:rPr>
+        <w:t xml:space="preserve">Step 5: Migrate your data from Firestore + R2</w:t>
+      </w:r>
+    </w:p>
+    <w:p>
+      <w:r>
+        <w:rPr>
+          <w:b w:val="0"/>
+          <w:i w:val="0"/>
+          <w:sz w:val="22"/>
+        </w:rPr>
+        <w:t>Run this from your local machine (or a one-off Coolify terminal) to copy every Firestore collection into the new Pocketbase + flip videos from R2 to MinIO:</w:t>
+      </w:r>
+    </w:p>
+    <w:p>
+      <w:pPr>
+        <w:shd w:val="clear" w:color="auto" w:fill="F4F4F6"/>
+      </w:pPr>
+      <w:r>
+        <w:rPr>
+          <w:rFonts w:ascii="Consolas" w:hAnsi="Consolas"/>
+          <w:sz w:val="20"/>
+        </w:rPr>
+        <w:t># Set Firestore credentials (the same JSON from Chapter 4).</w:t>
+        <w:br/>
+        <w:t>export GOOGLE_APPLICATION_CREDENTIALS_JSON='{...service account JSON...}'</w:t>
+        <w:br/>
+        <w:br/>
+        <w:t># Set Pocketbase admin credentials.</w:t>
+        <w:br/>
+        <w:t>export PB_URL=https://yt-agent.yourdomain.com/pb</w:t>
+        <w:br/>
+        <w:t>export PB_ADMIN_EMAIL=admin@yourdomain.com</w:t>
+        <w:br/>
+        <w:t>export PB_ADMIN_PASSWORD='your-strong-password'</w:t>
+        <w:br/>
+        <w:br/>
+        <w:t># Dry-run first.</w:t>
+        <w:br/>
+        <w:t>python scripts/firestore_to_pocketbase.py --dry-run</w:t>
+        <w:br/>
+        <w:br/>
+        <w:t># When happy, real run.</w:t>
+        <w:br/>
+        <w:t>python scripts/firestore_to_pocketbase.py</w:t>
+      </w:r>
+    </w:p>
+    <w:p>
+      <w:r>
+        <w:rPr>
+          <w:b/>
+          <w:color w:val="1E40AF"/>
+          <w:sz w:val="22"/>
+        </w:rPr>
+        <w:t xml:space="preserve">💡 NOTE: </w:t>
+      </w:r>
+      <w:r>
+        <w:rPr>
+          <w:sz w:val="22"/>
+        </w:rPr>
+        <w:t>The script is idempotent. Run it again right before flipping DNS to catch any writes that happened during the migration.</w:t>
+      </w:r>
+    </w:p>
+    <w:p>
+      <w:pPr>
+        <w:pStyle w:val="Heading2"/>
+        <w:spacing w:before="360" w:after="120"/>
+      </w:pPr>
+      <w:r>
+        <w:rPr>
+          <w:color w:val="6E3DE9"/>
+        </w:rPr>
+        <w:t xml:space="preserve">Step 6: Configure storage</w:t>
+      </w:r>
+    </w:p>
+    <w:p>
+      <w:r>
+        <w:rPr>
+          <w:b w:val="0"/>
+          <w:i w:val="0"/>
+          <w:sz w:val="22"/>
+        </w:rPr>
+        <w:t>Visit https://yt-agent.yourdomain.com/storage. The default MinIO provider is already wired up via env vars (no action needed). Optionally add R2, AWS S3, or Backblaze B2 as a MIRROR so videos get backed up to a second destination.</w:t>
+      </w:r>
+    </w:p>
+    <w:p>
+      <w:pPr>
+        <w:pStyle w:val="Heading2"/>
+        <w:spacing w:before="360" w:after="120"/>
+      </w:pPr>
+      <w:r>
+        <w:rPr>
+          <w:color w:val="6E3DE9"/>
+        </w:rPr>
+        <w:t xml:space="preserve">Step 7: Update YouTube OAuth redirect URI</w:t>
+      </w:r>
+    </w:p>
+    <w:p>
+      <w:pPr>
+        <w:pStyle w:val="ListNumber"/>
+      </w:pPr>
+      <w:r>
+        <w:rPr>
+          <w:sz w:val="22"/>
+        </w:rPr>
+        <w:t>Google Cloud Console → APIs &amp; Services → Credentials → your OAuth client.</w:t>
+      </w:r>
+    </w:p>
+    <w:p>
+      <w:pPr>
+        <w:pStyle w:val="ListNumber"/>
+      </w:pPr>
+      <w:r>
+        <w:rPr>
+          <w:sz w:val="22"/>
+        </w:rPr>
+        <w:t>Add an Authorized redirect URI:</w:t>
+      </w:r>
+    </w:p>
+    <w:p>
+      <w:pPr>
+        <w:shd w:val="clear" w:color="auto" w:fill="F4F4F6"/>
+      </w:pPr>
+      <w:r>
+        <w:rPr>
+          <w:rFonts w:ascii="Consolas" w:hAnsi="Consolas"/>
+          <w:sz w:val="20"/>
+        </w:rPr>
+        <w:t>https://yt-agent.yourdomain.com/api/youtube/callback</w:t>
+      </w:r>
+    </w:p>
+    <w:p>
+      <w:pPr>
+        <w:pStyle w:val="ListNumber"/>
+      </w:pPr>
+      <w:r>
+        <w:rPr>
+          <w:sz w:val="22"/>
+        </w:rPr>
+        <w:t>Save.</w:t>
+      </w:r>
+    </w:p>
+    <w:p>
+      <w:pPr>
+        <w:pStyle w:val="ListNumber"/>
+      </w:pPr>
+      <w:r>
+        <w:rPr>
+          <w:sz w:val="22"/>
+        </w:rPr>
+        <w:t>Re-connect each YouTube channel on /channels (existing tokens still work, but new ones will use the new redirect).</w:t>
+      </w:r>
+    </w:p>
+    <w:p>
+      <w:pPr>
+        <w:pStyle w:val="Heading2"/>
+        <w:spacing w:before="360" w:after="120"/>
+      </w:pPr>
+      <w:r>
+        <w:rPr>
+          <w:color w:val="6E3DE9"/>
+        </w:rPr>
+        <w:t xml:space="preserve">Step 8: Switch workers to outbound-poll mode</w:t>
+      </w:r>
+    </w:p>
+    <w:p>
+      <w:r>
+        <w:rPr>
+          <w:b w:val="0"/>
+          <w:i w:val="0"/>
+          <w:sz w:val="22"/>
+        </w:rPr>
+        <w:t>This is the quality-of-life upgrade — workers no longer need a cloudflared tunnel because they connect OUTBOUND to your dashboard. In the Colab notebook's secrets cell, add:</w:t>
+      </w:r>
+    </w:p>
+    <w:p>
+      <w:pPr>
+        <w:shd w:val="clear" w:color="auto" w:fill="F4F4F6"/>
+      </w:pPr>
+      <w:r>
+        <w:rPr>
+          <w:rFonts w:ascii="Consolas" w:hAnsi="Consolas"/>
+          <w:sz w:val="20"/>
+        </w:rPr>
+        <w:t>COOLIFY_BASE_URL = https://yt-agent.yourdomain.com</w:t>
+        <w:br/>
+        <w:t>WORKER_MODE       = outbound_poll</w:t>
+        <w:br/>
+        <w:t>RENDER_TRIGGER_KEY = &lt;same value as in Coolify&gt;</w:t>
+        <w:br/>
+        <w:t>PB_URL            = https://yt-agent.yourdomain.com/pb</w:t>
+        <w:br/>
+        <w:t>PB_SERVER_TOKEN   = &lt;same value as in Coolify&gt;</w:t>
+        <w:br/>
+        <w:t>DB_BACKEND        = pocketbase</w:t>
+      </w:r>
+    </w:p>
+    <w:p>
+      <w:r>
+        <w:rPr>
+          <w:b w:val="0"/>
+          <w:i w:val="0"/>
+          <w:sz w:val="22"/>
+        </w:rPr>
+        <w:t>Then Runtime → Run all. The worker registers itself within ~30 sec and starts polling for jobs every 5 sec.</w:t>
+      </w:r>
+    </w:p>
+    <w:p>
+      <w:r>
+        <w:rPr>
+          <w:b/>
+          <w:color w:val="0E7C49"/>
+          <w:sz w:val="22"/>
+        </w:rPr>
+        <w:t xml:space="preserve">💡 TIP: </w:t>
+      </w:r>
+      <w:r>
+        <w:rPr>
+          <w:sz w:val="22"/>
+        </w:rPr>
+        <w:t>Existing tunnel-mode workers keep working. You can flip one at a time, no big-bang switch.</w:t>
+      </w:r>
+    </w:p>
+    <w:p>
+      <w:pPr>
+        <w:pStyle w:val="Heading2"/>
+        <w:spacing w:before="360" w:after="120"/>
+      </w:pPr>
+      <w:r>
+        <w:rPr>
+          <w:color w:val="6E3DE9"/>
+        </w:rPr>
+        <w:t xml:space="preserve">Day-2 ops</w:t>
+      </w:r>
+    </w:p>
+    <w:p>
+      <w:pPr>
+        <w:pStyle w:val="ListBullet"/>
+      </w:pPr>
+      <w:r>
+        <w:rPr>
+          <w:sz w:val="22"/>
+        </w:rPr>
+        <w:t>Logs: Coolify → Application → Logs (all 5 services in one panel).</w:t>
+      </w:r>
+    </w:p>
+    <w:p>
+      <w:pPr>
+        <w:pStyle w:val="ListBullet"/>
+      </w:pPr>
+      <w:r>
+        <w:rPr>
+          <w:sz w:val="22"/>
+        </w:rPr>
+        <w:t>Redeploy after a git push: Coolify → Application → Redeploy.</w:t>
+      </w:r>
+    </w:p>
+    <w:p>
+      <w:pPr>
+        <w:pStyle w:val="ListBullet"/>
+      </w:pPr>
+      <w:r>
+        <w:rPr>
+          <w:sz w:val="22"/>
+        </w:rPr>
+        <w:t>Backup: /data/pocketbase and /data/minio are your data volumes. Coolify has built-in volume backup.</w:t>
+      </w:r>
+    </w:p>
+    <w:p>
+      <w:pPr>
+        <w:pStyle w:val="ListBullet"/>
+      </w:pPr>
+      <w:r>
+        <w:rPr>
+          <w:sz w:val="22"/>
+        </w:rPr>
+        <w:t>Bump component versions: edit the image: tags in coolify/docker-compose.yml, push, redeploy.</w:t>
+      </w:r>
+    </w:p>
+    <w:p>
+      <w:pPr>
+        <w:pStyle w:val="Heading2"/>
+        <w:spacing w:before="360" w:after="120"/>
+      </w:pPr>
+      <w:r>
+        <w:rPr>
+          <w:color w:val="6E3DE9"/>
+        </w:rPr>
+        <w:t xml:space="preserve">Common issues</w:t>
+      </w:r>
+    </w:p>
+    <w:p>
+      <w:pPr>
+        <w:pStyle w:val="ListBullet"/>
+      </w:pPr>
+      <w:r>
+        <w:rPr>
+          <w:sz w:val="22"/>
+        </w:rPr>
+        <w:t>'ERR_TLS_CERT_AUTHORITY_INVALID' in Caddy logs → your A record probably wrong. dig your-domain should resolve to the VPS IP.</w:t>
+      </w:r>
+    </w:p>
+    <w:p>
+      <w:pPr>
+        <w:pStyle w:val="ListBullet"/>
+      </w:pPr>
+      <w:r>
+        <w:rPr>
+          <w:sz w:val="22"/>
+        </w:rPr>
+        <w:t>Dashboard works but /pb/_/ is 502 → Pocketbase didn't boot. Usually a permissions issue on /data/pocketbase.</w:t>
+      </w:r>
+    </w:p>
+    <w:p>
+      <w:pPr>
+        <w:pStyle w:val="ListBullet"/>
+      </w:pPr>
+      <w:r>
+        <w:rPr>
+          <w:sz w:val="22"/>
+        </w:rPr>
+        <w:t>minio-init keeps restarting → typo in MINIO_ROOT_PASSWORD.</w:t>
+      </w:r>
+    </w:p>
+    <w:p>
+      <w:pPr>
+        <w:pStyle w:val="ListBullet"/>
+      </w:pPr>
+      <w:r>
+        <w:rPr>
+          <w:sz w:val="22"/>
+        </w:rPr>
+        <w:t>Video URLs return 403 → from /minio/ admin, set the bucket anonymous access to downloadable.</w:t>
+      </w:r>
+    </w:p>
+    <w:p>
+      <w:pPr>
+        <w:pStyle w:val="ListBullet"/>
+      </w:pPr>
+      <w:r>
+        <w:rPr>
+          <w:sz w:val="22"/>
+        </w:rPr>
+        <w:t>Worker doesn't appear in /workers → check WORKER_MODE=outbound_poll AND RENDER_TRIGGER_KEY matches.</w:t>
+      </w:r>
+    </w:p>
+    <w:p>
+      <w:r>
+        <w:rPr>
+          <w:b/>
+          <w:color w:val="B45309"/>
+          <w:sz w:val="22"/>
+        </w:rPr>
+        <w:t xml:space="preserve">💡 HEADS-UP: </w:t>
+      </w:r>
+      <w:r>
+        <w:rPr>
+          <w:sz w:val="22"/>
+        </w:rPr>
+        <w:t>Don't expose the Pocketbase admin UI to the public internet longer than you need to. Once setup is done, optionally block /pb/_/ at Caddy or your firewall — the dashboard API still works.</w:t>
       </w:r>
     </w:p>
     <w:p>
